--- a/Documentation/07-Roadmap-and-Milestones.docx
+++ b/Documentation/07-Roadmap-and-Milestones.docx
@@ -65,7 +65,7 @@
           <w:sz w:val="20"/>
           <w:szCs w:val="20"/>
         </w:rPr>
-        <w:t xml:space="preserve">Version 1.0  ·  Project documentation  ·  2026</w:t>
+        <w:t>Version 1.1  ·  Project documentation  ·  2026</w:t>
       </w:r>
     </w:p>
     <w:p>
@@ -100,7 +100,7 @@
           <w:sz w:val="20"/>
           <w:szCs w:val="20"/>
         </w:rPr>
-        <w:t xml:space="preserve">Durations assume a small team (2–3 engineers plus the project lead). Adjust the calendar, not the sequence — the sequence is the strategy.</w:t>
+        <w:t>Durations are the bottom-up estimates from jira-backlog.xlsx (Milestone Plan sheet: 1,431 engineering hours at 10 developer-days per week, no parallelism between milestones). They assume a small team (2 engineers plus the project lead). Adjust the calendar, not the sequence — the sequence is the strategy.</w:t>
       </w:r>
     </w:p>
     <w:p>
@@ -142,7 +142,7 @@
           <w:sz w:val="20"/>
           <w:szCs w:val="20"/>
         </w:rPr>
-        <w:t xml:space="preserve">~3 weeks · Epics A, B (partial)</w:t>
+        <w:t>~7 weeks (6.6 bottom-up) · Epics A, B, M</w:t>
       </w:r>
     </w:p>
     <w:p>
@@ -234,6 +234,25 @@
           <w:szCs w:val="20"/>
         </w:rPr>
         <w:t xml:space="preserve">Application-layer workspace scoping on every tenant model, with the schema conformance test and cross-tenant suite in CI</w:t>
+      </w:r>
+    </w:p>
+    <w:p>
+      <w:pPr>
+        <w:pStyle w:val="ListParagraph"/>
+        <w:numPr>
+          <w:ilvl w:val="0"/>
+          <w:numId w:val="2"/>
+        </w:numPr>
+        <w:spacing w:after="40" w:before="40"/>
+      </w:pPr>
+      <w:r>
+        <w:rPr>
+          <w:rFonts w:ascii="Calibri" w:cs="Calibri" w:eastAsia="Calibri" w:hAnsi="Calibri"/>
+          <w:color w:val="1A1A1A"/>
+          <w:sz w:val="20"/>
+          <w:szCs w:val="20"/>
+        </w:rPr>
+        <w:t>Design tokens, PrimeNG Aura theme set to the Hub brand (navy primary, gold confined to marketing), CI with the schema conformance test, separated environments (Epic M)</w:t>
       </w:r>
     </w:p>
     <w:p>
@@ -330,7 +349,7 @@
           <w:sz w:val="20"/>
           <w:szCs w:val="20"/>
         </w:rPr>
-        <w:t xml:space="preserve">~5 weeks · Epics C, D</w:t>
+        <w:t>~5 weeks (5.3 bottom-up) · Epics C, D, plus story M4 (pipeline health alerts)</w:t>
       </w:r>
     </w:p>
     <w:p>
@@ -606,7 +625,7 @@
           <w:sz w:val="20"/>
           <w:szCs w:val="20"/>
         </w:rPr>
-        <w:t xml:space="preserve">~4 weeks, overlapping M3 · Recruit 5</w:t>
+        <w:t>~3 weeks engineering (3.2 bottom-up), overlapping M3 · Recruit 5</w:t>
       </w:r>
     </w:p>
     <w:p>
@@ -844,7 +863,7 @@
           <w:sz w:val="20"/>
           <w:szCs w:val="20"/>
         </w:rPr>
-        <w:t xml:space="preserve">~5 weeks · Epics G, H</w:t>
+        <w:t>~5 weeks (4.7 bottom-up) · Epics G, H</w:t>
       </w:r>
     </w:p>
     <w:p>
@@ -1075,7 +1094,7 @@
           <w:sz w:val="20"/>
           <w:szCs w:val="20"/>
         </w:rPr>
-        <w:t xml:space="preserve">~4 weeks · Epics I, J, K</w:t>
+        <w:t>~3 weeks (3.3 bottom-up) · Epics I, J, K</w:t>
       </w:r>
     </w:p>
     <w:p>
@@ -1153,6 +1172,25 @@
           <w:szCs w:val="20"/>
         </w:rPr>
         <w:t xml:space="preserve">Free / Pro / Team plans, limits, billing, usage display</w:t>
+      </w:r>
+    </w:p>
+    <w:p>
+      <w:pPr>
+        <w:pStyle w:val="ListParagraph"/>
+        <w:numPr>
+          <w:ilvl w:val="0"/>
+          <w:numId w:val="2"/>
+        </w:numPr>
+        <w:spacing w:after="40" w:before="40"/>
+      </w:pPr>
+      <w:r>
+        <w:rPr>
+          <w:rFonts w:ascii="Calibri" w:cs="Calibri" w:eastAsia="Calibri" w:hAnsi="Calibri"/>
+          <w:color w:val="1A1A1A"/>
+          <w:sz w:val="20"/>
+          <w:szCs w:val="20"/>
+        </w:rPr>
+        <w:t>Transactional email provider (Postmark or SES) replacing Gmail SMTP, which caps near 2,000 recipients a day — required before acknowledgement nudges ship</w:t>
       </w:r>
     </w:p>
     <w:p>
@@ -1363,25 +1401,6 @@
           <w:sz w:val="20"/>
           <w:szCs w:val="20"/>
         </w:rPr>
-        <w:t xml:space="preserve">Transactional email provider replacing Gmail SMTP, which caps near 2,000 recipients a day</w:t>
-      </w:r>
-    </w:p>
-    <w:p>
-      <w:pPr>
-        <w:pStyle w:val="ListParagraph"/>
-        <w:numPr>
-          <w:ilvl w:val="0"/>
-          <w:numId w:val="2"/>
-        </w:numPr>
-        <w:spacing w:after="40" w:before="40"/>
-      </w:pPr>
-      <w:r>
-        <w:rPr>
-          <w:rFonts w:ascii="Calibri" w:cs="Calibri" w:eastAsia="Calibri" w:hAnsi="Calibri"/>
-          <w:color w:val="1A1A1A"/>
-          <w:sz w:val="20"/>
-          <w:szCs w:val="20"/>
-        </w:rPr>
         <w:t xml:space="preserve">Enterprise groundwork: SSO/SAML, SOC 2, data residency</w:t>
       </w:r>
     </w:p>
@@ -1423,7 +1442,7 @@
           <w:sz w:val="16"/>
           <w:szCs w:val="16"/>
         </w:rPr>
-        <w:t xml:space="preserve">Weeks   1   3   5   7   9  11  13  15  17  19  21</w:t>
+        <w:t>Weeks   1   3   5   7   9  11  13  15  17  19  21  23</w:t>
       </w:r>
     </w:p>
     <w:p>
@@ -1439,7 +1458,7 @@
           <w:sz w:val="16"/>
           <w:szCs w:val="16"/>
         </w:rPr>
-        <w:t xml:space="preserve">M0    ████</w:t>
+        <w:t>M0    ██████████████</w:t>
       </w:r>
     </w:p>
     <w:p>
@@ -1455,7 +1474,7 @@
           <w:sz w:val="16"/>
           <w:szCs w:val="16"/>
         </w:rPr>
-        <w:t xml:space="preserve">M1        ██████████</w:t>
+        <w:t>M1                  ██████████</w:t>
       </w:r>
     </w:p>
     <w:p>
@@ -1471,7 +1490,7 @@
           <w:sz w:val="16"/>
           <w:szCs w:val="16"/>
         </w:rPr>
-        <w:t xml:space="preserve">M2                  ████████</w:t>
+        <w:t>M2                            ██████</w:t>
       </w:r>
     </w:p>
     <w:p>
@@ -1487,7 +1506,7 @@
           <w:sz w:val="16"/>
           <w:szCs w:val="16"/>
         </w:rPr>
-        <w:t xml:space="preserve">M3                  ██████████</w:t>
+        <w:t>M3                            ██████████</w:t>
       </w:r>
     </w:p>
     <w:p>
@@ -1503,7 +1522,7 @@
           <w:sz w:val="16"/>
           <w:szCs w:val="16"/>
         </w:rPr>
-        <w:t xml:space="preserve">M4                            ████████</w:t>
+        <w:t>M4                                      ██████</w:t>
       </w:r>
     </w:p>
     <w:p>
@@ -1519,7 +1538,7 @@
           <w:sz w:val="16"/>
           <w:szCs w:val="16"/>
         </w:rPr>
-        <w:t xml:space="preserve">M5                                    ████████→</w:t>
+        <w:t>M5                                            ████████→</w:t>
       </w:r>
     </w:p>
     <w:p>
